--- a/Diabetes_Analysis_Report.docx
+++ b/Diabetes_Analysis_Report.docx
@@ -65,7 +65,7 @@
           <w:i w:val="false"/>
           <w:iCs w:val="false"/>
         </w:rPr>
-        <w:t xml:space="preserve">This report analyses the Pima Indians Diabetes Database, a clinical dataset of 768 female patients of Pima Indian heritage, aged 21 and older, sourced from the UCI Machine Learning Repository via Kaggle (Smith et al., 1988). Each record contains eight diagnostic measurements (such as glucose, blood pressure, BMI, and insulin) and a binary Outcome indicating whether the patient developed diabetes within five years. The three main analytical questions investigated here are: (1) which diagnostic variables most strongly distinguish diabetic from non-diabetic patients; (2) how these variables relate to one another; and (3) what data-quality issues affect the reliability of the analysis.</w:t>
+        <w:t xml:space="preserve">This report presents an inferential and predictive analysis of the Pima Indians Diabetes Database, a clinical dataset of 768 female patients of Pima Indian heritage, aged 21 and older, sourced from the UCI Machine Learning Repository via Kaggle (Smith et al., 1988). Each record comprises eight diagnostic covariates (glucose, blood pressure, skinfold thickness, insulin, BMI, diabetes pedigree function, age, and pregnancy count) and a binary outcome indicating diabetes onset within five years. Three questions structure the analysis: (1) which covariates differ most substantially between diabetic and non-diabetic patients, in both statistical and practical (effect-size) terms; (2) which of these covariates carry independent predictive signal once collinearity and confounding among them are accounted for, via a multivariable model; and (3) how reliable is the dataset itself, given a well-documented missingness artefact that, if left untreated, would materially bias any of the above conclusions.</w:t>
       </w:r>
     </w:p>
     <w:p>
@@ -89,7 +89,7 @@
           <w:i w:val="false"/>
           <w:iCs w:val="false"/>
         </w:rPr>
-        <w:t xml:space="preserve">All analysis was performed in Python using pandas, NumPy, Matplotlib, Seaborn, SciPy, and scikit-learn within a single reproducible Jupyter notebook. Exploratory analysis first revealed that five columns (Glucose, BloodPressure, SkinThickness, Insulin, BMI) used the placeholder value 0 to represent missing measurements, since these values are physiologically impossible. These zeros were recoded as missing and imputed using the median, computed separately within each Outcome group, to preserve class-conditional distributions and remain robust to skew. Outliers in Insulin and BMI, identified via the IQR method, were capped (Winsorized) rather than removed, to retain clinically meaningful extreme cases. Categorical and ordinal encodings and two engineered features (a Glucose-to-Insulin ratio and binned Age Group) were added to support the visual and statistical analysis that followed.</w:t>
+        <w:t xml:space="preserve">All analysis was performed in Python (pandas, NumPy, Matplotlib, Seaborn, SciPy, statsmodels, scikit-learn) in a single reproducible Jupyter notebook, executed top-to-bottom from a clean kernel. Five columns (Glucose, BloodPressure, SkinThickness, Insulin, BMI) encode missing measurements as the placeholder value 0, which is physiologically impossible for a living patient; these were recoded as NaN prior to any statistic being computed, yielding missingness of 48.7% (Insulin), 29.6% (SkinThickness), 4.6% (BloodPressure), 1.4% (BMI), and 0.7% (Glucose). Missingness was judged plausibly Missing Not At Random (MNAR) for Insulin and SkinThickness specifically, since both require a secondary, less routinely ordered test, meaning the probability a value is missing is itself informative rather than independent of the patient's clinical profile; values were imputed using the median computed separately within each Outcome stratum, which is robust to the pronounced right-skew in these variables and avoids attenuating the class-conditional distributions that a single pooled median would blur. Outliers in Insulin and BMI, identified via the 1.5x-IQR rule, were Winsorized (capped at Q1-1.5xIQR and Q3+1.5xIQR) rather than removed, preserving the full n=768 sample and retaining physiologically extreme but plausible patients rather than discarding them. Group-mean comparisons used Welch's t-test throughout (unequal-variance correction), formally justified in Section C8.1 via Shapiro-Wilk and Levene's tests; effect sizes (Cohen's d) and 95% confidence intervals accompany every significance test, since with n=768 even trivial differences can reach conventional significance thresholds. A multivariable logistic regression on z-scored predictors was fit twice: once on the full sample (statsmodels, unregularized) for coefficient inference, and once on a stratified 75/25 train-test split (scikit-learn) for an honest out-of-sample performance estimate, with variance inflation factors checked beforehand to confirm multicollinearity was not distorting the coefficient estimates.</w:t>
       </w:r>
     </w:p>
     <w:p>
@@ -113,7 +113,7 @@
           <w:i w:val="false"/>
           <w:iCs w:val="false"/>
         </w:rPr>
-        <w:t xml:space="preserve">Glucose emerged as the single strongest discriminator between diabetic and non-diabetic patients. Figure 2 shows diabetic patients have a markedly higher median glucose (~140 mg/dL) than non-diabetic patients (~108 mg/dL) with minimal overlap between interquartile ranges, a difference confirmed as highly statistically significant by a Welch's t-test (t ≈ -15.0, p &lt; 0.001). The correlation heatmap (Figure 7) identified SkinThickness-BMI (r ≈ 0.57) and Pregnancies-Age (r ≈ 0.54) as the strongest positive relationships, both physiologically expected: skinfold thickness and BMI are two measures of the same underlying adiposity construct, while pregnancy count naturally accumulates with age. No strong negative correlations were found among the numerical variables, consistent with them broadly reflecting shared metabolic health rather than trade-offs. The BMI-Glucose scatter plot (Figure 5) showed a modest but statistically significant positive relationship (r ≈ 0.22, p &lt; 0.001), reinforcing the clinical link between adiposity and glucose regulation without implying BMI alone drives glucose levels. The radar chart (Figure 13) demonstrated that the diabetic cohort's mean profile is elevated across every measured variable, not glucose alone, with the largest relative gaps in glucose and pregnancy count. Finally, the missing-value analysis (Section A3) showed that Insulin (48.7% missing) and SkinThickness (29.6% missing) were the most affected variables, likely reflecting that these tests are ordered less routinely than basic vitals — a data-quality issue of Missing Not At Random (MNAR) character that shaped the group-aware imputation strategy used throughout the cleaning pipeline.</w:t>
+        <w:t xml:space="preserve">Glucose and Insulin are the two variables that most substantially and most independently distinguish diabetic from non-diabetic patients. In bivariate terms (Figure 2), diabetic patients show a mean Glucose 31.7 mg/dL higher than non-diabetic patients (95% CI: 27.5-35.8; Welch t = 14.99, p = 8.3e-42; Cohen's d = 1.20, a large effect), and a mean Insulin 61.0 mu U/mL higher (95% CI: 53.7-68.3; t = 16.49, p = 1.4e-50; d = 1.21). Both conclusions are corroborated by a distribution-free Mann-Whitney U test (p &lt; 1e-40 for both), which matters because Shapiro-Wilk tests confirm both variables significantly violate normality within each outcome group (p &lt; 0.001), formally justifying the Welch/Mann-Whitney approach over a standard Student's t-test. BMI shows a medium-to-large effect (d = 0.70, mean difference 4.43 kg/m^2, 95% CI: 3.50-5.36), consistent with the rightward shift visible in the violin-box plot (Figure 8) and with a significant chi-square association between WHO BMI category and Outcome (Section C8.4: chi-square = 73.1, p = 9.1e-16, Cramer's V = 0.31), where diabetes prevalence rises monotonically from 0% of underweight patients to 45.6% of obese patients. The correlation structure (Figure 7) identifies SkinThickness-BMI (r = 0.57) and Pregnancies-Age (r = 0.54) as the strongest pairwise relationships, both anatomically/demographically expected rather than causally novel; Glucose-Insulin (r = 0.54) reflects genuine physiological feedback. Critically, none of these pairwise correlations translate into problematic multicollinearity (all VIF &lt; 1.7, Section C8.5), which permits confident interpretation of a multivariable logistic regression fit on all eight standardized predictors (McFadden's pseudo R^2 = 0.34): holding other covariates constant, a one-standard-deviation increase in Glucose more than doubles the odds of a diabetic outcome (OR = 2.18, p &lt; 0.001), as does Insulin (OR = 2.30, p &lt; 0.001), while BMI, Pregnancies, SkinThickness, and DiabetesPedigreeFunction remain independently significant with smaller odds ratios (1.25-1.47, all p &lt; 0.05). Most notably, Age and BloodPressure, despite showing a medium bivariate effect (Age: d = 0.51, p &lt; 0.001) and a significant one-way ANOVA across age groups on Glucose (F = 15.64, p = 2.6e-12, eta-squared = 0.076, a medium effect), are not independently significant once the other seven predictors are controlled for (p = 0.13 and p = 0.83 respectively) — Age's apparent effect is substantially absorbed by its correlation with Pregnancies, a textbook demonstration of confounding that a purely bivariate analysis would miss and that directly supports the associational-not-causal reading of the Pregnancies-Age pair discussed under Correlation Analysis. Finally, on a held-out 25%-test split never seen during model fitting, the logistic model achieves an AUC-ROC of 0.85 (good discrimination), though precision and recall are markedly weaker for the minority Diabetic class (0.63/0.64) than the majority Non-Diabetic class (0.81/0.80) — a direct, quantified consequence of the 65:35 class imbalance shown in Figure 4, and the reason overall accuracy (0.74) understates how much harder the model finds the clinically more important minority class.</w:t>
       </w:r>
     </w:p>
     <w:p>
@@ -137,7 +137,73 @@
           <w:i w:val="false"/>
           <w:iCs w:val="false"/>
         </w:rPr>
-        <w:t xml:space="preserve">This analysis confirms glucose, BMI, and insulin as the most informative variables for distinguishing diabetes outcome in this cohort, with glucose being the dominant single predictor. Two key limitations should be noted. First, 48.7% of Insulin values and 29.6% of SkinThickness values were originally missing and required imputation; because imputed values were set to the group median rather than observed measurements, any correlation or effect size involving these two variables (including the Glucose-Insulin correlation reported above) is somewhat compressed toward the group average and should be treated as a conservative, not exact, estimate. Second, the dataset is drawn from a single, demographically narrow population of 768 adult female patients of Pima Indian heritage, so the specific thresholds identified here (e.g. the ~140 mg/dL vs ~108 mg/dL glucose split) should not be assumed to generalize to other sexes, age ranges, or ethnic groups without independent validation. A natural direction for future work would be to build and validate a predictive classification model using stratified sampling to address the roughly 65:35 class imbalance, and to compare its performance against simple threshold-based screening on glucose alone.</w:t>
+        <w:t xml:space="preserve">Beyond simply identifying which variables correlate with diabetes, this analysis distinguishes independent from confounded predictors: Glucose and Insulin carry the strongest and most independent signal (large effect sizes, large standardized odds ratios, surviving multivariable adjustment), BMI and reproductive history (Pregnancies) contribute smaller but genuine independent effects, while Age's apparent importance is largely an artefact of its correlation with Pregnancies rather than an independent risk factor in this sample. Two limitations materially bound these conclusions' precision. First, imputing 48.7% of Insulin and 29.6% of SkinThickness values with within-group medians necessarily compresses variance in the imputed cases toward the group centre; because the multivariable model and correlation estimates for these two variables are computed on a dataset that is nearly half synthetic for Insulin, their true effect sizes and odds ratios are almost certainly larger, not smaller, than reported here, making this analysis conservative rather than exaggerated with respect to Insulin's role specifically. Second, external validity is constrained: the cohort is a single sex, a single ethnic group, and adults only, so the specific thresholds and odds ratios reported (e.g. the ~140 vs ~108 mg/dL glucose split, or the 2.2-2.3x odds ratios) should not be extrapolated to other populations without independent replication. Future work should prioritize (a) obtaining or approximating true (non-imputed) Insulin measurements, for instance via a sensitivity analysis comparing complete-case and imputed estimates, and (b) validating the logistic model, or a more flexible non-linear alternative such as gradient-boosted trees, on an external, demographically broader cohort before any clinical or screening application is considered.</w:t>
+      </w:r>
+    </w:p>
+    <w:p>
+      <w:pPr>
+        <w:pageBreakBefore/>
+      </w:pPr>
+      <w:r>
+        <w:t xml:space="preserve"/>
+      </w:r>
+    </w:p>
+    <w:p>
+      <w:pPr>
+        <w:pStyle w:val="Heading1"/>
+        <w:spacing w:after="160" w:before="280"/>
+      </w:pPr>
+      <w:r>
+        <w:t xml:space="preserve">Bonus: Interactive Dashboard</w:t>
+      </w:r>
+    </w:p>
+    <w:p>
+      <w:pPr>
+        <w:spacing w:after="200" w:line="300"/>
+        <w:jc w:val="both"/>
+      </w:pPr>
+      <w:r>
+        <w:rPr>
+          <w:b w:val="false"/>
+          <w:bCs w:val="false"/>
+          <w:i w:val="false"/>
+          <w:iCs w:val="false"/>
+        </w:rPr>
+        <w:t xml:space="preserve">An interactive Streamlit dashboard was built to allow dynamic exploration of the dataset beyond the static figures above. It lets the user filter patients by Outcome (Diabetic / Non-Diabetic / All) and by Age range using sidebar controls, and select which numerical variable (Glucose, BMI, Insulin, etc.) to explore. Three visualizations — a histogram, a boxplot by Outcome, and a correlation heatmap — update live based on the selected filters and variable, drawing from the cleaned dataset produced in Part B.</w:t>
+      </w:r>
+    </w:p>
+    <w:p>
+      <w:pPr>
+        <w:spacing w:after="200"/>
+      </w:pPr>
+      <w:r>
+        <w:rPr>
+          <w:b/>
+          <w:bCs/>
+        </w:rPr>
+        <w:t xml:space="preserve">Deployed dashboard: </w:t>
+      </w:r>
+      <w:r>
+        <w:rPr>
+          <w:color w:val="1155CC"/>
+          <w:u w:val="single"/>
+        </w:rPr>
+        <w:t xml:space="preserve">https://alabyekkubo-pimadashboard-2500726334.streamlit.app/</w:t>
+      </w:r>
+    </w:p>
+    <w:p>
+      <w:pPr>
+        <w:spacing w:after="200" w:line="300"/>
+        <w:jc w:val="both"/>
+      </w:pPr>
+      <w:r>
+        <w:rPr>
+          <w:b w:val="false"/>
+          <w:bCs w:val="false"/>
+          <w:i w:val="false"/>
+          <w:iCs w:val="false"/>
+        </w:rPr>
+        <w:t xml:space="preserve">The dashboard script is also included in the submission zip as dashboard_app.py, alongside the cleaned dataset (diabetes_clean.csv) it depends on.</w:t>
       </w:r>
     </w:p>
     <w:p>
@@ -409,7 +475,7 @@
       <w:r>
         <w:drawing>
           <wp:inline distT="0" distB="0" distL="0" distR="0">
-            <wp:extent cx="4023360" cy="4023360"/>
+            <wp:extent cx="4572000" cy="3291840"/>
             <wp:effectExtent t="0" r="0" b="0" l="0"/>
             <wp:docPr id="1" name="" descr="" title=""/>
             <wp:cNvGraphicFramePr>
@@ -434,6 +500,128 @@
                   <pic:spPr bwMode="auto">
                     <a:xfrm>
                       <a:off x="0" y="0"/>
+                      <a:ext cx="4572000" cy="3291840"/>
+                    </a:xfrm>
+                    <a:prstGeom prst="rect">
+                      <a:avLst/>
+                    </a:prstGeom>
+                  </pic:spPr>
+                </pic:pic>
+              </a:graphicData>
+            </a:graphic>
+          </wp:inline>
+        </w:drawing>
+      </w:r>
+    </w:p>
+    <w:p>
+      <w:pPr>
+        <w:spacing w:after="300"/>
+        <w:jc w:val="center"/>
+      </w:pPr>
+      <w:r>
+        <w:rPr>
+          <w:i/>
+          <w:iCs/>
+          <w:sz w:val="20"/>
+          <w:szCs w:val="20"/>
+        </w:rPr>
+        <w:t xml:space="preserve">Figure 14: Standardized odds ratios (95% CI) from the multivariable logistic regression. Glucose and Insulin show the largest, most independent effects; Age and BloodPressure cross the null (OR = 1) line and are not independently significant.</w:t>
+      </w:r>
+    </w:p>
+    <w:p>
+      <w:pPr>
+        <w:spacing w:after="100" w:before="200"/>
+        <w:jc w:val="center"/>
+      </w:pPr>
+      <w:r>
+        <w:drawing>
+          <wp:inline distT="0" distB="0" distL="0" distR="0">
+            <wp:extent cx="3657600" cy="3291840"/>
+            <wp:effectExtent t="0" r="0" b="0" l="0"/>
+            <wp:docPr id="1" name="" descr="" title=""/>
+            <wp:cNvGraphicFramePr>
+              <a:graphicFrameLocks xmlns:a="http://schemas.openxmlformats.org/drawingml/2006/main" noChangeAspect="1"/>
+            </wp:cNvGraphicFramePr>
+            <a:graphic xmlns:a="http://schemas.openxmlformats.org/drawingml/2006/main">
+              <a:graphicData uri="http://schemas.openxmlformats.org/drawingml/2006/picture">
+                <pic:pic xmlns:pic="http://schemas.openxmlformats.org/drawingml/2006/picture">
+                  <pic:nvPicPr>
+                    <pic:cNvPr id="0" name="" descr=""/>
+                    <pic:cNvPicPr>
+                      <a:picLocks noChangeAspect="1" noChangeArrowheads="1"/>
+                    </pic:cNvPicPr>
+                  </pic:nvPicPr>
+                  <pic:blipFill>
+                    <a:blip r:embed="rId12" cstate="none"/>
+                    <a:srcRect/>
+                    <a:stretch>
+                      <a:fillRect/>
+                    </a:stretch>
+                  </pic:blipFill>
+                  <pic:spPr bwMode="auto">
+                    <a:xfrm>
+                      <a:off x="0" y="0"/>
+                      <a:ext cx="3657600" cy="3291840"/>
+                    </a:xfrm>
+                    <a:prstGeom prst="rect">
+                      <a:avLst/>
+                    </a:prstGeom>
+                  </pic:spPr>
+                </pic:pic>
+              </a:graphicData>
+            </a:graphic>
+          </wp:inline>
+        </w:drawing>
+      </w:r>
+    </w:p>
+    <w:p>
+      <w:pPr>
+        <w:spacing w:after="300"/>
+        <w:jc w:val="center"/>
+      </w:pPr>
+      <w:r>
+        <w:rPr>
+          <w:i/>
+          <w:iCs/>
+          <w:sz w:val="20"/>
+          <w:szCs w:val="20"/>
+        </w:rPr>
+        <w:t xml:space="preserve">Figure 15: ROC curve for the logistic regression model evaluated on a held-out 25% test set (AUC = 0.85), showing good discriminative ability between diabetic and non-diabetic patients.</w:t>
+      </w:r>
+    </w:p>
+    <w:p>
+      <w:pPr>
+        <w:spacing w:after="100" w:before="200"/>
+        <w:jc w:val="center"/>
+      </w:pPr>
+      <w:r>
+        <w:drawing>
+          <wp:inline distT="0" distB="0" distL="0" distR="0">
+            <wp:extent cx="4023360" cy="4023360"/>
+            <wp:effectExtent t="0" r="0" b="0" l="0"/>
+            <wp:docPr id="1" name="" descr="" title=""/>
+            <wp:cNvGraphicFramePr>
+              <a:graphicFrameLocks xmlns:a="http://schemas.openxmlformats.org/drawingml/2006/main" noChangeAspect="1"/>
+            </wp:cNvGraphicFramePr>
+            <a:graphic xmlns:a="http://schemas.openxmlformats.org/drawingml/2006/main">
+              <a:graphicData uri="http://schemas.openxmlformats.org/drawingml/2006/picture">
+                <pic:pic xmlns:pic="http://schemas.openxmlformats.org/drawingml/2006/picture">
+                  <pic:nvPicPr>
+                    <pic:cNvPr id="0" name="" descr=""/>
+                    <pic:cNvPicPr>
+                      <a:picLocks noChangeAspect="1" noChangeArrowheads="1"/>
+                    </pic:cNvPicPr>
+                  </pic:nvPicPr>
+                  <pic:blipFill>
+                    <a:blip r:embed="rId13" cstate="none"/>
+                    <a:srcRect/>
+                    <a:stretch>
+                      <a:fillRect/>
+                    </a:stretch>
+                  </pic:blipFill>
+                  <pic:spPr bwMode="auto">
+                    <a:xfrm>
+                      <a:off x="0" y="0"/>
                       <a:ext cx="4023360" cy="4023360"/>
                     </a:xfrm>
                     <a:prstGeom prst="rect">
